--- a/data/revised_2026-10_full/outputs/v2/Chemistry/SS3.1_Acids_and_Bases/Chemistry_Acids_and_Bases_FinalExplanation.docx
+++ b/data/revised_2026-10_full/outputs/v2/Chemistry/SS3.1_Acids_and_Bases/Chemistry_Acids_and_Bases_FinalExplanation.docx
@@ -2617,7 +2617,7 @@
         </w:rPr>
         <w:t xml:space="preserve">© 2026 SeaVuria and ARES. This work is licensed under a </w:t>
       </w:r>
-      <w:hyperlink w:history="1" r:id="rId_fz8wgb4qezp10hym1o8p">
+      <w:hyperlink w:history="1" r:id="rIdm87ixmckdt04lxysn-c_g">
         <w:r>
           <w:rPr>
             <w:rFonts w:ascii="Arial" w:cs="Arial" w:eastAsia="Arial" w:hAnsi="Arial"/>
@@ -2637,7 +2637,7 @@
         </w:rPr>
         <w:t xml:space="preserve"> (</w:t>
       </w:r>
-      <w:hyperlink w:history="1" r:id="rIddu3xi7qkf9tlmxdc3bygh">
+      <w:hyperlink w:history="1" r:id="rIdnikfsx8wn4v5g3mu2r-vo">
         <w:r>
           <w:rPr>
             <w:rFonts w:ascii="Arial" w:cs="Arial" w:eastAsia="Arial" w:hAnsi="Arial"/>
@@ -2657,7 +2657,7 @@
         </w:rPr>
         <w:t xml:space="preserve">). To view a copy of this license, visit </w:t>
       </w:r>
-      <w:hyperlink w:history="1" r:id="rIdsem-9i-tnlmfedzc4vxn4">
+      <w:hyperlink w:history="1" r:id="rIdv39mlgssfqusptortpqqk">
         <w:r>
           <w:rPr>
             <w:rFonts w:ascii="Arial" w:cs="Arial" w:eastAsia="Arial" w:hAnsi="Arial"/>
